--- a/de/wisdom-stories/Etibar Siracsoy/another-day.docx
+++ b/de/wisdom-stories/Etibar Siracsoy/another-day.docx
@@ -23,7 +23,7 @@
     </w:p>
     <w:p>
       <w:r>
-        <w:t>Manchmal fragt sich der Mensch: Welche Weisheit lag darin, dass Gott mir diesen Tag geschenkt hatte? Habe ich dieses göttliche, mir anvertraute Geschenk zu schätzen gewusst? Was habe ich diesem Tag hinzugefügt, was habe ich aus ihm mitgenommen? Welches Licht habe ich meiner Seele geschenkt, welche Gelegenheit versäumt?</w:t>
+        <w:t>Manchmal fragt sich der Mensch: Welche Weisheit lag darin, dass Gott mir diesen Tag geschenkt hat? Habe ich dieses göttliche, mir anvertraute Geschenk zu schätzen gewusst? Was habe ich diesem Tag hinzugefügt, was habe ich aus ihm mitgenommen? Welches Licht habe ich meiner Seele geschenkt, welche Gelegenheit versäumt?</w:t>
       </w:r>
     </w:p>
     <w:p>
